--- a/Publisher_Ready_Curriculum/01_Physics_East_Meadow_Refactor/02_Forces/03_Newtons_Third_Law_Action_and_Reaction/Teacher_Guide.docx
+++ b/Publisher_Ready_Curriculum/01_Physics_East_Meadow_Refactor/02_Forces/03_Newtons_Third_Law_Action_and_Reaction/Teacher_Guide.docx
@@ -2,7 +2,7 @@
 <file path=word/document.xml><?xml version="1.0" encoding="utf-8"?>
 <w:document xmlns:w="http://schemas.openxmlformats.org/wordprocessingml/2006/main" xmlns:m="http://schemas.openxmlformats.org/officeDocument/2006/math" xmlns:r="http://schemas.openxmlformats.org/officeDocument/2006/relationships" xmlns:o="urn:schemas-microsoft-com:office:office" xmlns:v="urn:schemas-microsoft-com:vml" xmlns:w10="urn:schemas-microsoft-com:office:word" xmlns:a="http://schemas.openxmlformats.org/drawingml/2006/main" xmlns:pic="http://schemas.openxmlformats.org/drawingml/2006/picture" xmlns:wp="http://schemas.openxmlformats.org/drawingml/2006/wordprocessingDrawing">
   <w:body>
-    <w:bookmarkStart w:id="41" w:name="X21d0c20cdeb7f514404f502c839d01266d5618a"/>
+    <w:bookmarkStart w:id="44" w:name="X21d0c20cdeb7f514404f502c839d01266d5618a"/>
     <w:p>
       <w:pPr>
         <w:pStyle w:val="Heading1"/>
@@ -1628,7 +1628,7 @@
     </w:p>
     <w:bookmarkEnd w:id="24"/>
     <w:bookmarkEnd w:id="25"/>
-    <w:bookmarkStart w:id="29" w:name="phase-3-explain-32-37-min"/>
+    <w:bookmarkStart w:id="32" w:name="phase-3-explain-32-37-min"/>
     <w:p>
       <w:pPr>
         <w:pStyle w:val="Heading2"/>
@@ -1647,7 +1647,7 @@
         <w:t xml:space="preserve">(32 – 37 min)</w:t>
       </w:r>
     </w:p>
-    <w:bookmarkStart w:id="26" w:name="min-turn-and-talk-2-class-consensus"/>
+    <w:bookmarkStart w:id="29" w:name="min-turn-and-talk-2-class-consensus"/>
     <w:p>
       <w:pPr>
         <w:pStyle w:val="Heading3"/>
@@ -1744,8 +1744,119 @@
         <w:t xml:space="preserve">objects — so they never cancel on either object.”</w:t>
       </w:r>
     </w:p>
-    <w:bookmarkEnd w:id="26"/>
-    <w:bookmarkStart w:id="27" w:name="min-vocabulary-introduction-3-terms"/>
+    <w:p>
+      <w:pPr>
+        <w:pStyle w:val="FirstParagraph"/>
+      </w:pPr>
+      <w:r>
+        <w:t xml:space="preserve">Project the diagram below to anchor the consensus: the two arrows are the</w:t>
+      </w:r>
+      <w:r>
+        <w:t xml:space="preserve"> </w:t>
+      </w:r>
+      <w:r>
+        <w:rPr>
+          <w:b/>
+          <w:bCs/>
+        </w:rPr>
+        <w:t xml:space="preserve">same length</w:t>
+      </w:r>
+      <w:r>
+        <w:t xml:space="preserve"> </w:t>
+      </w:r>
+      <w:r>
+        <w:t xml:space="preserve">(equal size), point</w:t>
+      </w:r>
+      <w:r>
+        <w:t xml:space="preserve"> </w:t>
+      </w:r>
+      <w:r>
+        <w:rPr>
+          <w:b/>
+          <w:bCs/>
+        </w:rPr>
+        <w:t xml:space="preserve">opposite</w:t>
+      </w:r>
+      <w:r>
+        <w:t xml:space="preserve"> </w:t>
+      </w:r>
+      <w:r>
+        <w:t xml:space="preserve">ways, and sit on</w:t>
+      </w:r>
+      <w:r>
+        <w:t xml:space="preserve"> </w:t>
+      </w:r>
+      <w:r>
+        <w:rPr>
+          <w:b/>
+          <w:bCs/>
+        </w:rPr>
+        <w:t xml:space="preserve">two different bodies</w:t>
+      </w:r>
+      <w:r>
+        <w:t xml:space="preserve"> </w:t>
+      </w:r>
+      <w:r>
+        <w:t xml:space="preserve">(A and B) — which is exactly why they don’t cancel.</w:t>
+      </w:r>
+    </w:p>
+    <w:p>
+      <w:pPr>
+        <w:pStyle w:val="CaptionedFigure"/>
+      </w:pPr>
+      <w:r>
+        <w:drawing>
+          <wp:inline>
+            <wp:extent cx="5181600" cy="2633472"/>
+            <wp:effectExtent b="0" l="0" r="0" t="0"/>
+            <wp:docPr descr="Action–reaction pair: object A and object B side by side, with an equal-length force arrow pushing right on B and an equal-length force arrow pushing left on A." title="" id="27" name="Picture"/>
+            <a:graphic>
+              <a:graphicData uri="http://schemas.openxmlformats.org/drawingml/2006/picture">
+                <pic:pic>
+                  <pic:nvPicPr>
+                    <pic:cNvPr descr="figures/action_reaction_pair.png" id="28" name="Picture"/>
+                    <pic:cNvPicPr>
+                      <a:picLocks noChangeArrowheads="1" noChangeAspect="1"/>
+                    </pic:cNvPicPr>
+                  </pic:nvPicPr>
+                  <pic:blipFill>
+                    <a:blip r:embed="rId26"/>
+                    <a:stretch>
+                      <a:fillRect/>
+                    </a:stretch>
+                  </pic:blipFill>
+                  <pic:spPr bwMode="auto">
+                    <a:xfrm>
+                      <a:off x="0" y="0"/>
+                      <a:ext cx="5181600" cy="2633472"/>
+                    </a:xfrm>
+                    <a:prstGeom prst="rect">
+                      <a:avLst/>
+                    </a:prstGeom>
+                    <a:noFill/>
+                    <a:ln w="9525">
+                      <a:noFill/>
+                      <a:headEnd/>
+                      <a:tailEnd/>
+                    </a:ln>
+                  </pic:spPr>
+                </pic:pic>
+              </a:graphicData>
+            </a:graphic>
+          </wp:inline>
+        </w:drawing>
+      </w:r>
+    </w:p>
+    <w:p>
+      <w:pPr>
+        <w:pStyle w:val="ImageCaption"/>
+      </w:pPr>
+      <w:r>
+        <w:t xml:space="preserve">Action–reaction pair: object A and object B side by side, with an equal-length force arrow pushing right on B and an equal-length force arrow pushing left on A.</w:t>
+      </w:r>
+    </w:p>
+    <w:bookmarkEnd w:id="29"/>
+    <w:bookmarkStart w:id="30" w:name="min-vocabulary-introduction-3-terms"/>
     <w:p>
       <w:pPr>
         <w:pStyle w:val="Heading3"/>
@@ -1829,8 +1940,8 @@
         <w:t xml:space="preserve">, so they do not cancel.”</w:t>
       </w:r>
     </w:p>
-    <w:bookmarkEnd w:id="27"/>
-    <w:bookmarkStart w:id="28" w:name="discussion-prompts-to-deploy-here"/>
+    <w:bookmarkEnd w:id="30"/>
+    <w:bookmarkStart w:id="31" w:name="discussion-prompts-to-deploy-here"/>
     <w:p>
       <w:pPr>
         <w:pStyle w:val="Heading3"/>
@@ -1914,9 +2025,9 @@
         </w:pict>
       </w:r>
     </w:p>
-    <w:bookmarkEnd w:id="28"/>
-    <w:bookmarkEnd w:id="29"/>
-    <w:bookmarkStart w:id="32" w:name="phase-4-elaborate-37-40-min"/>
+    <w:bookmarkEnd w:id="31"/>
+    <w:bookmarkEnd w:id="32"/>
+    <w:bookmarkStart w:id="35" w:name="phase-4-elaborate-37-40-min"/>
     <w:p>
       <w:pPr>
         <w:pStyle w:val="Heading2"/>
@@ -1935,7 +2046,7 @@
         <w:t xml:space="preserve">(37 – 40 min)</w:t>
       </w:r>
     </w:p>
-    <w:bookmarkStart w:id="30" w:name="min-revise-the-model"/>
+    <w:bookmarkStart w:id="33" w:name="min-revise-the-model"/>
     <w:p>
       <w:pPr>
         <w:pStyle w:val="Heading3"/>
@@ -2000,8 +2111,8 @@
         <w:t xml:space="preserve">“They act on two different people, so neither person feels a zero net force — that’s why both roll.”</w:t>
       </w:r>
     </w:p>
-    <w:bookmarkEnd w:id="30"/>
-    <w:bookmarkStart w:id="31" w:name="min-return-to-the-phenomenon"/>
+    <w:bookmarkEnd w:id="33"/>
+    <w:bookmarkStart w:id="34" w:name="min-return-to-the-phenomenon"/>
     <w:p>
       <w:pPr>
         <w:pStyle w:val="Heading3"/>
@@ -2055,9 +2166,9 @@
         </w:pict>
       </w:r>
     </w:p>
-    <w:bookmarkEnd w:id="31"/>
-    <w:bookmarkEnd w:id="32"/>
-    <w:bookmarkStart w:id="34" w:name="phase-5-evaluate-40-42-min"/>
+    <w:bookmarkEnd w:id="34"/>
+    <w:bookmarkEnd w:id="35"/>
+    <w:bookmarkStart w:id="37" w:name="phase-5-evaluate-40-42-min"/>
     <w:p>
       <w:pPr>
         <w:pStyle w:val="Heading2"/>
@@ -2076,7 +2187,7 @@
         <w:t xml:space="preserve">(40 – 42 min)</w:t>
       </w:r>
     </w:p>
-    <w:bookmarkStart w:id="33" w:name="min-exit-ticket-closing-reflection"/>
+    <w:bookmarkStart w:id="36" w:name="min-exit-ticket-closing-reflection"/>
     <w:p>
       <w:pPr>
         <w:pStyle w:val="Heading3"/>
@@ -2202,9 +2313,9 @@
         </w:pict>
       </w:r>
     </w:p>
-    <w:bookmarkEnd w:id="33"/>
-    <w:bookmarkEnd w:id="34"/>
-    <w:bookmarkStart w:id="35" w:name="common-misconceptions"/>
+    <w:bookmarkEnd w:id="36"/>
+    <w:bookmarkEnd w:id="37"/>
+    <w:bookmarkStart w:id="38" w:name="common-misconceptions"/>
     <w:p>
       <w:pPr>
         <w:pStyle w:val="Heading2"/>
@@ -2439,8 +2550,8 @@
         </w:pict>
       </w:r>
     </w:p>
-    <w:bookmarkEnd w:id="35"/>
-    <w:bookmarkStart w:id="36" w:name="access-differentiation"/>
+    <w:bookmarkEnd w:id="38"/>
+    <w:bookmarkStart w:id="39" w:name="access-differentiation"/>
     <w:p>
       <w:pPr>
         <w:pStyle w:val="Heading2"/>
@@ -2609,8 +2720,8 @@
         </w:pict>
       </w:r>
     </w:p>
-    <w:bookmarkEnd w:id="36"/>
-    <w:bookmarkStart w:id="37" w:name="strategy-spotlight"/>
+    <w:bookmarkEnd w:id="39"/>
+    <w:bookmarkStart w:id="40" w:name="strategy-spotlight"/>
     <w:p>
       <w:pPr>
         <w:pStyle w:val="Heading2"/>
@@ -2714,8 +2825,8 @@
         </w:pict>
       </w:r>
     </w:p>
-    <w:bookmarkEnd w:id="37"/>
-    <w:bookmarkStart w:id="38" w:name="nyssls-observation-checklist-crosswalk"/>
+    <w:bookmarkEnd w:id="40"/>
+    <w:bookmarkStart w:id="41" w:name="nyssls-observation-checklist-crosswalk"/>
     <w:p>
       <w:pPr>
         <w:pStyle w:val="Heading2"/>
@@ -3081,8 +3192,8 @@
         </w:pict>
       </w:r>
     </w:p>
-    <w:bookmarkEnd w:id="38"/>
-    <w:bookmarkStart w:id="39" w:name="companion-materials"/>
+    <w:bookmarkEnd w:id="41"/>
+    <w:bookmarkStart w:id="42" w:name="companion-materials"/>
     <w:p>
       <w:pPr>
         <w:pStyle w:val="Heading2"/>
@@ -3173,8 +3284,8 @@
         </w:pict>
       </w:r>
     </w:p>
-    <w:bookmarkEnd w:id="39"/>
-    <w:bookmarkStart w:id="40" w:name="key-vocabulary-max-3"/>
+    <w:bookmarkEnd w:id="42"/>
+    <w:bookmarkStart w:id="43" w:name="key-vocabulary-max-3"/>
     <w:p>
       <w:pPr>
         <w:pStyle w:val="Heading2"/>
@@ -3249,8 +3360,8 @@
         <w:t xml:space="preserve">— the mutual push or pull between two objects; a force is one half of an interaction, never something a single object has alone</w:t>
       </w:r>
     </w:p>
-    <w:bookmarkEnd w:id="40"/>
-    <w:bookmarkEnd w:id="41"/>
+    <w:bookmarkEnd w:id="43"/>
+    <w:bookmarkEnd w:id="44"/>
     <w:sectPr>
       <w:pgSz w:h="15840" w:w="12240"/>
       <w:pgMar w:bottom="1152" w:footer="720" w:gutter="0" w:header="720" w:left="1296" w:right="1296" w:top="1152"/>
